--- a/case study 1.docx
+++ b/case study 1.docx
@@ -399,23 +399,7 @@
           <w:rFonts w:ascii="Times New Roman" w:hAnsi="Times New Roman" w:cs="Times New Roman"/>
           <w:b/>
         </w:rPr>
-        <w:t xml:space="preserve">Case Study Topic: </w:t>
-      </w:r>
-      <w:proofErr w:type="spellStart"/>
-      <w:r>
-        <w:rPr>
-          <w:rFonts w:ascii="Times New Roman" w:hAnsi="Times New Roman" w:cs="Times New Roman"/>
-          <w:b/>
-        </w:rPr>
-        <w:t>MediFlow</w:t>
-      </w:r>
-      <w:proofErr w:type="spellEnd"/>
-      <w:r>
-        <w:rPr>
-          <w:rFonts w:ascii="Times New Roman" w:hAnsi="Times New Roman" w:cs="Times New Roman"/>
-          <w:b/>
-        </w:rPr>
-        <w:t xml:space="preserve"> Hospital Patient Index using BST &amp; AVL Tree (Set 1 Q1)</w:t>
+        <w:t>Case Study Topic: MediFlow Hospital Patient Index using BST &amp; AVL Tree (Set 1 Q1)</w:t>
       </w:r>
     </w:p>
     <w:p>
@@ -447,21 +431,7 @@
         <w:rPr>
           <w:rFonts w:ascii="Times New Roman" w:hAnsi="Times New Roman" w:cs="Times New Roman"/>
         </w:rPr>
-        <w:t xml:space="preserve">In this case study, we implemented both BST and AVL Tree to manage patient records using Patient IDs. The IDs were inserted in appointment order, resulting in a nearly sorted sequence. We observed that the BST became skewed and inefficient for searching. To overcome this issue, an AVL Tree was implemented with automatic balancing using rotations. The height and performance of both structures were compared. The results showed that AVL Trees maintain </w:t>
-      </w:r>
-      <w:proofErr w:type="gramStart"/>
-      <w:r>
-        <w:rPr>
-          <w:rFonts w:ascii="Times New Roman" w:hAnsi="Times New Roman" w:cs="Times New Roman"/>
-        </w:rPr>
-        <w:t>O(</w:t>
-      </w:r>
-      <w:proofErr w:type="gramEnd"/>
-      <w:r>
-        <w:rPr>
-          <w:rFonts w:ascii="Times New Roman" w:hAnsi="Times New Roman" w:cs="Times New Roman"/>
-        </w:rPr>
-        <w:t>log n) operations and provide faster lookups in hospital management systems.</w:t>
+        <w:t>In this case study, we implemented both BST and AVL Tree to manage patient records using Patient IDs. The IDs were inserted in appointment order, resulting in a nearly sorted sequence. We observed that the BST became skewed and inefficient for searching. To overcome this issue, an AVL Tree was implemented with automatic balancing using rotations. The height and performance of both structures were compared. The results showed that AVL Trees maintain O(log n) operations and provide faster lookups in hospital management systems.</w:t>
       </w:r>
     </w:p>
     <w:p>
@@ -562,21 +532,7 @@
         <w:rPr>
           <w:rFonts w:ascii="Times New Roman" w:hAnsi="Times New Roman" w:cs="Times New Roman"/>
         </w:rPr>
-        <w:t xml:space="preserve">Verified AVL maintained </w:t>
-      </w:r>
-      <w:proofErr w:type="gramStart"/>
-      <w:r>
-        <w:rPr>
-          <w:rFonts w:ascii="Times New Roman" w:hAnsi="Times New Roman" w:cs="Times New Roman"/>
-        </w:rPr>
-        <w:t>O(</w:t>
-      </w:r>
-      <w:proofErr w:type="gramEnd"/>
-      <w:r>
-        <w:rPr>
-          <w:rFonts w:ascii="Times New Roman" w:hAnsi="Times New Roman" w:cs="Times New Roman"/>
-        </w:rPr>
-        <w:t>log n) operations.</w:t>
+        <w:t>Verified AVL maintained O(log n) operations.</w:t>
       </w:r>
     </w:p>
     <w:p>
@@ -611,6 +567,7 @@
       <w:r>
         <w:rPr>
           <w:rFonts w:ascii="Times New Roman" w:hAnsi="Times New Roman" w:cs="Times New Roman"/>
+          <w:noProof/>
         </w:rPr>
         <w:drawing>
           <wp:inline distT="0" distB="0" distL="0" distR="0" wp14:anchorId="5FFD442F" wp14:editId="69BD2D0E">
@@ -719,27 +676,7 @@
           <w:bCs/>
           <w:lang w:val="en-IN"/>
         </w:rPr>
-        <w:t>Patient IDs (</w:t>
-      </w:r>
-      <w:proofErr w:type="spellStart"/>
-      <w:r>
-        <w:rPr>
-          <w:rFonts w:ascii="Times New Roman" w:hAnsi="Times New Roman" w:cs="Times New Roman"/>
-          <w:b/>
-          <w:bCs/>
-          <w:lang w:val="en-IN"/>
-        </w:rPr>
-        <w:t>Inorder</w:t>
-      </w:r>
-      <w:proofErr w:type="spellEnd"/>
-      <w:r>
-        <w:rPr>
-          <w:rFonts w:ascii="Times New Roman" w:hAnsi="Times New Roman" w:cs="Times New Roman"/>
-          <w:b/>
-          <w:bCs/>
-          <w:lang w:val="en-IN"/>
-        </w:rPr>
-        <w:t xml:space="preserve"> Traversal)</w:t>
+        <w:t>Patient IDs (Inorder Traversal)</w:t>
       </w:r>
     </w:p>
     <w:p>
@@ -798,27 +735,7 @@
           <w:bCs/>
           <w:lang w:val="en-IN"/>
         </w:rPr>
-        <w:t>Final AVL Tree (</w:t>
-      </w:r>
-      <w:proofErr w:type="spellStart"/>
-      <w:r>
-        <w:rPr>
-          <w:rFonts w:ascii="Times New Roman" w:hAnsi="Times New Roman" w:cs="Times New Roman"/>
-          <w:b/>
-          <w:bCs/>
-          <w:lang w:val="en-IN"/>
-        </w:rPr>
-        <w:t>Inorder</w:t>
-      </w:r>
-      <w:proofErr w:type="spellEnd"/>
-      <w:r>
-        <w:rPr>
-          <w:rFonts w:ascii="Times New Roman" w:hAnsi="Times New Roman" w:cs="Times New Roman"/>
-          <w:b/>
-          <w:bCs/>
-          <w:lang w:val="en-IN"/>
-        </w:rPr>
-        <w:t xml:space="preserve"> Traversal After Deletions)</w:t>
+        <w:t>Final AVL Tree (Inorder Traversal After Deletions)</w:t>
       </w:r>
     </w:p>
     <w:p>
@@ -1050,7 +967,6 @@
         </w:rPr>
         <w:t xml:space="preserve">AVL Search: </w:t>
       </w:r>
-      <w:proofErr w:type="gramStart"/>
       <w:r>
         <w:rPr>
           <w:rFonts w:ascii="Times New Roman" w:hAnsi="Times New Roman" w:cs="Times New Roman"/>
@@ -1058,17 +974,7 @@
           <w:bCs/>
           <w:lang w:val="en-IN"/>
         </w:rPr>
-        <w:t>O(</w:t>
-      </w:r>
-      <w:proofErr w:type="gramEnd"/>
-      <w:r>
-        <w:rPr>
-          <w:rFonts w:ascii="Times New Roman" w:hAnsi="Times New Roman" w:cs="Times New Roman"/>
-          <w:b/>
-          <w:bCs/>
-          <w:lang w:val="en-IN"/>
-        </w:rPr>
-        <w:t>log n)</w:t>
+        <w:t>O(log n)</w:t>
       </w:r>
     </w:p>
     <w:p>
@@ -1090,7 +996,6 @@
         </w:rPr>
         <w:t xml:space="preserve">AVL Insert: </w:t>
       </w:r>
-      <w:proofErr w:type="gramStart"/>
       <w:r>
         <w:rPr>
           <w:rFonts w:ascii="Times New Roman" w:hAnsi="Times New Roman" w:cs="Times New Roman"/>
@@ -1098,17 +1003,7 @@
           <w:bCs/>
           <w:lang w:val="en-IN"/>
         </w:rPr>
-        <w:t>O(</w:t>
-      </w:r>
-      <w:proofErr w:type="gramEnd"/>
-      <w:r>
-        <w:rPr>
-          <w:rFonts w:ascii="Times New Roman" w:hAnsi="Times New Roman" w:cs="Times New Roman"/>
-          <w:b/>
-          <w:bCs/>
-          <w:lang w:val="en-IN"/>
-        </w:rPr>
-        <w:t>log n)</w:t>
+        <w:t>O(log n)</w:t>
       </w:r>
     </w:p>
     <w:p>
@@ -1130,7 +1025,6 @@
         </w:rPr>
         <w:t xml:space="preserve">AVL Delete: </w:t>
       </w:r>
-      <w:proofErr w:type="gramStart"/>
       <w:r>
         <w:rPr>
           <w:rFonts w:ascii="Times New Roman" w:hAnsi="Times New Roman" w:cs="Times New Roman"/>
@@ -1138,17 +1032,7 @@
           <w:bCs/>
           <w:lang w:val="en-IN"/>
         </w:rPr>
-        <w:t>O(</w:t>
-      </w:r>
-      <w:proofErr w:type="gramEnd"/>
-      <w:r>
-        <w:rPr>
-          <w:rFonts w:ascii="Times New Roman" w:hAnsi="Times New Roman" w:cs="Times New Roman"/>
-          <w:b/>
-          <w:bCs/>
-          <w:lang w:val="en-IN"/>
-        </w:rPr>
-        <w:t>log n)</w:t>
+        <w:t>O(log n)</w:t>
       </w:r>
     </w:p>
     <w:p>
@@ -1170,7 +1054,6 @@
         </w:rPr>
         <w:t xml:space="preserve">AVL Rotation (LL, RR, LR, RL): </w:t>
       </w:r>
-      <w:proofErr w:type="gramStart"/>
       <w:r>
         <w:rPr>
           <w:rFonts w:ascii="Times New Roman" w:hAnsi="Times New Roman" w:cs="Times New Roman"/>
@@ -1178,9 +1061,28 @@
           <w:bCs/>
           <w:lang w:val="en-IN"/>
         </w:rPr>
-        <w:t>O(</w:t>
+        <w:t>O(1)</w:t>
       </w:r>
-      <w:proofErr w:type="gramEnd"/>
+    </w:p>
+    <w:p>
+      <w:pPr>
+        <w:spacing w:after="0" w:line="240" w:lineRule="auto"/>
+        <w:rPr>
+          <w:rFonts w:ascii="Times New Roman" w:hAnsi="Times New Roman" w:cs="Times New Roman"/>
+          <w:b/>
+          <w:bCs/>
+          <w:lang w:val="en-IN"/>
+        </w:rPr>
+      </w:pPr>
+    </w:p>
+    <w:p>
+      <w:pPr>
+        <w:spacing w:after="0" w:line="240" w:lineRule="auto"/>
+        <w:rPr>
+          <w:rFonts w:ascii="Times New Roman" w:hAnsi="Times New Roman" w:cs="Times New Roman"/>
+          <w:lang w:val="en-IN"/>
+        </w:rPr>
+      </w:pPr>
       <w:r>
         <w:rPr>
           <w:rFonts w:ascii="Times New Roman" w:hAnsi="Times New Roman" w:cs="Times New Roman"/>
@@ -1188,46 +1090,7 @@
           <w:bCs/>
           <w:lang w:val="en-IN"/>
         </w:rPr>
-        <w:t>1)</w:t>
-      </w:r>
-    </w:p>
-    <w:p>
-      <w:pPr>
-        <w:spacing w:after="0" w:line="240" w:lineRule="auto"/>
-        <w:rPr>
-          <w:rFonts w:ascii="Times New Roman" w:hAnsi="Times New Roman" w:cs="Times New Roman"/>
-          <w:b/>
-          <w:bCs/>
-          <w:lang w:val="en-IN"/>
-        </w:rPr>
-      </w:pPr>
-    </w:p>
-    <w:p>
-      <w:pPr>
-        <w:spacing w:after="0" w:line="240" w:lineRule="auto"/>
-        <w:rPr>
-          <w:rFonts w:ascii="Times New Roman" w:hAnsi="Times New Roman" w:cs="Times New Roman"/>
-          <w:lang w:val="en-IN"/>
-        </w:rPr>
-      </w:pPr>
-      <w:r>
-        <w:rPr>
-          <w:rFonts w:ascii="Times New Roman" w:hAnsi="Times New Roman" w:cs="Times New Roman"/>
-          <w:b/>
-          <w:bCs/>
-          <w:lang w:val="en-IN"/>
-        </w:rPr>
-        <w:t xml:space="preserve">GITHUB </w:t>
-      </w:r>
-      <w:proofErr w:type="gramStart"/>
-      <w:r>
-        <w:rPr>
-          <w:rFonts w:ascii="Times New Roman" w:hAnsi="Times New Roman" w:cs="Times New Roman"/>
-          <w:b/>
-          <w:bCs/>
-          <w:lang w:val="en-IN"/>
-        </w:rPr>
-        <w:t>LINK</w:t>
+        <w:t>GITHUB LINK</w:t>
       </w:r>
       <w:r>
         <w:rPr>
@@ -1236,14 +1099,11 @@
           <w:bCs/>
           <w:lang w:val="en-IN"/>
         </w:rPr>
-        <w:t xml:space="preserve">  :</w:t>
+        <w:t xml:space="preserve">  : </w:t>
       </w:r>
-      <w:proofErr w:type="gramEnd"/>
       <w:r>
         <w:rPr>
           <w:rFonts w:ascii="Times New Roman" w:hAnsi="Times New Roman" w:cs="Times New Roman"/>
-          <w:b/>
-          <w:bCs/>
           <w:lang w:val="en-IN"/>
         </w:rPr>
         <w:t xml:space="preserve"> </w:t>
@@ -1253,18 +1113,8 @@
           <w:rFonts w:ascii="Times New Roman" w:hAnsi="Times New Roman" w:cs="Times New Roman"/>
           <w:lang w:val="en-IN"/>
         </w:rPr>
-        <w:t xml:space="preserve"> </w:t>
+        <w:t>https://github.com/P-Shashe-Preetham/DSA-CASE-STUDIES.git</w:t>
       </w:r>
-      <w:hyperlink r:id="rId8" w:history="1">
-        <w:r>
-          <w:rPr>
-            <w:rStyle w:val="Hyperlink"/>
-            <w:rFonts w:ascii="Times New Roman" w:hAnsi="Times New Roman" w:cs="Times New Roman"/>
-            <w:lang w:val="en-IN"/>
-          </w:rPr>
-          <w:t>https://github.com/tanyasri1405/case-study-DSA.git</w:t>
-        </w:r>
-      </w:hyperlink>
     </w:p>
     <w:p>
       <w:pPr>

--- a/case study 1.docx
+++ b/case study 1.docx
@@ -425,13 +425,19 @@
         <w:spacing w:after="0" w:line="240" w:lineRule="auto"/>
         <w:rPr>
           <w:rFonts w:ascii="Times New Roman" w:hAnsi="Times New Roman" w:cs="Times New Roman"/>
+          <w:b/>
+          <w:bCs/>
+          <w:lang w:val="en-IN"/>
         </w:rPr>
       </w:pPr>
       <w:r>
         <w:rPr>
           <w:rFonts w:ascii="Times New Roman" w:hAnsi="Times New Roman" w:cs="Times New Roman"/>
+          <w:b/>
+          <w:bCs/>
+          <w:lang w:val="en-IN"/>
         </w:rPr>
-        <w:t>In this case study, we implemented both BST and AVL Tree to manage patient records using Patient IDs. The IDs were inserted in appointment order, resulting in a nearly sorted sequence. We observed that the BST became skewed and inefficient for searching. To overcome this issue, an AVL Tree was implemented with automatic balancing using rotations. The height and performance of both structures were compared. The results showed that AVL Trees maintain O(log n) operations and provide faster lookups in hospital management systems.</w:t>
+        <w:t>In this case study, both Binary Search Tree (BST) and AVL Tree data structures were implemented to manage and organize patient records using unique Patient IDs as keys. The Patient IDs were inserted according to the order in which appointments were registered, resulting in a nearly sorted sequence of data. Due to this insertion pattern, the BST gradually became skewed, resembling a linked list, which increased its height and reduced search efficiency. As a result, operations such as searching, insertion, and deletion took longer, approaching O(n) time complexity in the worst case.</w:t>
       </w:r>
     </w:p>
     <w:p>
@@ -439,6 +445,39 @@
         <w:spacing w:after="0" w:line="240" w:lineRule="auto"/>
         <w:rPr>
           <w:rFonts w:ascii="Times New Roman" w:hAnsi="Times New Roman" w:cs="Times New Roman"/>
+          <w:b/>
+          <w:bCs/>
+          <w:lang w:val="en-IN"/>
+        </w:rPr>
+      </w:pPr>
+    </w:p>
+    <w:p>
+      <w:pPr>
+        <w:spacing w:after="0" w:line="240" w:lineRule="auto"/>
+        <w:rPr>
+          <w:rFonts w:ascii="Times New Roman" w:hAnsi="Times New Roman" w:cs="Times New Roman"/>
+          <w:b/>
+          <w:bCs/>
+          <w:lang w:val="en-IN"/>
+        </w:rPr>
+      </w:pPr>
+      <w:r>
+        <w:rPr>
+          <w:rFonts w:ascii="Times New Roman" w:hAnsi="Times New Roman" w:cs="Times New Roman"/>
+          <w:b/>
+          <w:bCs/>
+          <w:lang w:val="en-IN"/>
+        </w:rPr>
+        <w:t>To address this limitation, an AVL Tree, which is a self-balancing binary search tree, was implemented. The AVL Tree automatically maintained balance after every insertion and deletion by performing appropriate rotations (left, right, left-right, and right-left). This ensured that the tree height remained minimal and balanced. A comparison was then made between the BST and AVL Tree in terms of tree height and operational performance. The analysis demonstrated that the AVL Tree consistently maintained a height proportional to log n, enabling search, insertion, and deletion operations to be performed in O(log n) time. Therefore, AVL Trees proved to be more efficient and reliable for managing patient records in hospital management systems, where fast and consistent data retrieval is essential.</w:t>
+      </w:r>
+    </w:p>
+    <w:p>
+      <w:pPr>
+        <w:spacing w:after="0" w:line="240" w:lineRule="auto"/>
+        <w:rPr>
+          <w:rFonts w:ascii="Times New Roman" w:hAnsi="Times New Roman" w:cs="Times New Roman"/>
+          <w:b/>
+          <w:bCs/>
         </w:rPr>
       </w:pPr>
     </w:p>
@@ -550,12 +589,60 @@
           <w:rFonts w:ascii="Times New Roman" w:hAnsi="Times New Roman" w:cs="Times New Roman"/>
         </w:rPr>
       </w:pPr>
+    </w:p>
+    <w:p>
+      <w:pPr>
+        <w:spacing w:line="240" w:lineRule="auto"/>
+        <w:rPr>
+          <w:rFonts w:ascii="Times New Roman" w:hAnsi="Times New Roman" w:cs="Times New Roman"/>
+        </w:rPr>
+      </w:pPr>
+    </w:p>
+    <w:p>
+      <w:pPr>
+        <w:spacing w:line="240" w:lineRule="auto"/>
+        <w:rPr>
+          <w:rFonts w:ascii="Times New Roman" w:hAnsi="Times New Roman" w:cs="Times New Roman"/>
+        </w:rPr>
+      </w:pPr>
+    </w:p>
+    <w:p>
+      <w:pPr>
+        <w:spacing w:line="240" w:lineRule="auto"/>
+        <w:rPr>
+          <w:rFonts w:ascii="Times New Roman" w:hAnsi="Times New Roman" w:cs="Times New Roman"/>
+        </w:rPr>
+      </w:pPr>
+    </w:p>
+    <w:p>
+      <w:pPr>
+        <w:spacing w:line="240" w:lineRule="auto"/>
+        <w:rPr>
+          <w:rFonts w:ascii="Times New Roman" w:hAnsi="Times New Roman" w:cs="Times New Roman"/>
+        </w:rPr>
+      </w:pPr>
       <w:r>
         <w:rPr>
           <w:rFonts w:ascii="Times New Roman" w:hAnsi="Times New Roman" w:cs="Times New Roman"/>
         </w:rPr>
         <w:t>Result: Screenshots / Output</w:t>
       </w:r>
+    </w:p>
+    <w:p>
+      <w:pPr>
+        <w:spacing w:line="240" w:lineRule="auto"/>
+        <w:rPr>
+          <w:rFonts w:ascii="Times New Roman" w:hAnsi="Times New Roman" w:cs="Times New Roman"/>
+        </w:rPr>
+      </w:pPr>
+    </w:p>
+    <w:p>
+      <w:pPr>
+        <w:spacing w:line="240" w:lineRule="auto"/>
+        <w:rPr>
+          <w:rFonts w:ascii="Times New Roman" w:hAnsi="Times New Roman" w:cs="Times New Roman"/>
+        </w:rPr>
+      </w:pPr>
     </w:p>
     <w:p>
       <w:pPr>
@@ -623,7 +710,6 @@
           <w:bCs/>
           <w:lang w:val="en-IN"/>
         </w:rPr>
-        <w:lastRenderedPageBreak/>
         <w:t>Result / Output</w:t>
       </w:r>
     </w:p>
@@ -2348,7 +2434,6 @@
   <w:style w:type="character" w:default="1" w:styleId="DefaultParagraphFont">
     <w:name w:val="Default Paragraph Font"/>
     <w:uiPriority w:val="1"/>
-    <w:semiHidden/>
     <w:unhideWhenUsed/>
   </w:style>
   <w:style w:type="table" w:default="1" w:styleId="TableNormal">
